--- a/CV_Fabio_Neira_ES_ATS.docx
+++ b/CV_Fabio_Neira_ES_ATS.docx
@@ -35,7 +35,7 @@
           <w:sz w:val="22"/>
           <w:szCs w:val="22"/>
         </w:rPr>
-        <w:t xml:space="preserve">Especialista en Soporte e Infraestructura SIG | ArcGIS Enterprise · Open Source · Cloud</w:t>
+        <w:t>Especialista SIG | Infraestructura Geoespacial - Proyectos Ambientales - Teledeteccion</w:t>
       </w:r>
     </w:p>
     <w:p>
@@ -159,7 +159,7 @@
           <w:sz w:val="20"/>
           <w:szCs w:val="20"/>
         </w:rPr>
-        <w:t xml:space="preserve">Especialista SIG e Ingeniero Ambiental con más de 5 años de experiencia en administración, soporte y mantenimiento de infraestructura geoespacial en entornos corporativos. Dominio de plataformas ESRI (ArcGIS Enterprise, ArcGIS Pro, ArcGIS Online), stack open source (QGIS, GeoServer) y entornos cloud. Experiencia comprobada en publicación y gestión de servicios web (MAP_IMAGE, FEATURE, TILE), automatización de procesos con Python/ArcPy, administración de geodatabases y soporte técnico a usuarios SIG. Orientado a garantizar la disponibilidad, rendimiento y seguridad de los servicios geoespaciales, y a traducir requerimientos técnicos complejos en soluciones accesibles para usuarios de negocio.</w:t>
+        <w:t>Especialista SIG e Ingeniero Ambiental con mas de 5 anos de experiencia en administracion, soporte e infraestructura geoespacial corporativa, y en proyectos ambientales con analisis espacial y teledeteccion satelital. Dominio de plataformas ESRI (ArcGIS Enterprise, ArcGIS Pro, ArcGIS Online), stack open source (QGIS, GeoServer, PostGIS) y herramientas de teledeteccion (Google Earth Engine, SNAP, Sentinel-1 SAR). Especializacion en SIG (Universidad de Manizales, 2025) con trabajo de grado sobre deteccion automatizada de cuerpos de agua mediante SAR. Experiencia comprobada en automatizacion con Python/ArcPy, administracion de geodatabases multiusuario y soporte tecnico a usuarios SIG. Trabajo transversal en proyectos para Cornare, Corantioquia, BanCO2, Metro de Medellin, ISA e ISAGEN; actualmente dedicado de lleno a la plataforma geoespacial nacional Geosura.</w:t>
       </w:r>
     </w:p>
     <w:p>
@@ -214,25 +214,27 @@
           <w:sz w:val="20"/>
           <w:szCs w:val="20"/>
         </w:rPr>
-        <w:t xml:space="preserve">• ArcGIS Enterprise (Admin)</w:t>
-      </w:r>
-      <w:r>
-        <w:rPr>
-          <w:rFonts w:ascii="Calibri" w:cs="Calibri" w:eastAsia="Calibri" w:hAnsi="Calibri"/>
-          <w:color w:val="1A1A1A"/>
-          <w:sz w:val="20"/>
-          <w:szCs w:val="20"/>
-        </w:rPr>
-        <w:t xml:space="preserve">	• ArcGIS Online / Portal</w:t>
-      </w:r>
-      <w:r>
-        <w:rPr>
-          <w:rFonts w:ascii="Calibri" w:cs="Calibri" w:eastAsia="Calibri" w:hAnsi="Calibri"/>
-          <w:color w:val="1A1A1A"/>
-          <w:sz w:val="20"/>
-          <w:szCs w:val="20"/>
-        </w:rPr>
-        <w:t xml:space="preserve">	• QGIS / GeoServer</w:t>
+        <w:t>ArcGIS Enterprise (Admin)</w:t>
+      </w:r>
+      <w:r>
+        <w:rPr>
+          <w:rFonts w:ascii="Calibri" w:cs="Calibri" w:eastAsia="Calibri" w:hAnsi="Calibri"/>
+          <w:color w:val="1A1A1A"/>
+          <w:sz w:val="20"/>
+          <w:szCs w:val="20"/>
+        </w:rPr>
+        <w:tab/>
+        <w:t>QGIS / GeoServer / PostGIS</w:t>
+      </w:r>
+      <w:r>
+        <w:rPr>
+          <w:rFonts w:ascii="Calibri" w:cs="Calibri" w:eastAsia="Calibri" w:hAnsi="Calibri"/>
+          <w:color w:val="1A1A1A"/>
+          <w:sz w:val="20"/>
+          <w:szCs w:val="20"/>
+        </w:rPr>
+        <w:tab/>
+        <w:t>Teledeteccion SAR / Sentinel-1</w:t>
       </w:r>
     </w:p>
     <w:p>
@@ -250,25 +252,27 @@
           <w:sz w:val="20"/>
           <w:szCs w:val="20"/>
         </w:rPr>
-        <w:t xml:space="preserve">• Python / ArcPy (Automatización)</w:t>
-      </w:r>
-      <w:r>
-        <w:rPr>
-          <w:rFonts w:ascii="Calibri" w:cs="Calibri" w:eastAsia="Calibri" w:hAnsi="Calibri"/>
-          <w:color w:val="1A1A1A"/>
-          <w:sz w:val="20"/>
-          <w:szCs w:val="20"/>
-        </w:rPr>
-        <w:t xml:space="preserve">	• Publicación de servicios web SIG</w:t>
-      </w:r>
-      <w:r>
-        <w:rPr>
-          <w:rFonts w:ascii="Calibri" w:cs="Calibri" w:eastAsia="Calibri" w:hAnsi="Calibri"/>
-          <w:color w:val="1A1A1A"/>
-          <w:sz w:val="20"/>
-          <w:szCs w:val="20"/>
-        </w:rPr>
-        <w:t xml:space="preserve">	• Geodatabases multiusuario</w:t>
+        <w:t>Python / ArcPy (Automatizacion)</w:t>
+      </w:r>
+      <w:r>
+        <w:rPr>
+          <w:rFonts w:ascii="Calibri" w:cs="Calibri" w:eastAsia="Calibri" w:hAnsi="Calibri"/>
+          <w:color w:val="1A1A1A"/>
+          <w:sz w:val="20"/>
+          <w:szCs w:val="20"/>
+        </w:rPr>
+        <w:tab/>
+        <w:t>Google Earth Engine (GEE)</w:t>
+      </w:r>
+      <w:r>
+        <w:rPr>
+          <w:rFonts w:ascii="Calibri" w:cs="Calibri" w:eastAsia="Calibri" w:hAnsi="Calibri"/>
+          <w:color w:val="1A1A1A"/>
+          <w:sz w:val="20"/>
+          <w:szCs w:val="20"/>
+        </w:rPr>
+        <w:tab/>
+        <w:t>Geodatabases multiusuario</w:t>
       </w:r>
     </w:p>
     <w:p>
@@ -286,25 +290,27 @@
           <w:sz w:val="20"/>
           <w:szCs w:val="20"/>
         </w:rPr>
-        <w:t xml:space="preserve">• Soporte técnico a usuarios SIG</w:t>
-      </w:r>
-      <w:r>
-        <w:rPr>
-          <w:rFonts w:ascii="Calibri" w:cs="Calibri" w:eastAsia="Calibri" w:hAnsi="Calibri"/>
-          <w:color w:val="1A1A1A"/>
-          <w:sz w:val="20"/>
-          <w:szCs w:val="20"/>
-        </w:rPr>
-        <w:t xml:space="preserve">	• Administración ArcGIS Server</w:t>
-      </w:r>
-      <w:r>
-        <w:rPr>
-          <w:rFonts w:ascii="Calibri" w:cs="Calibri" w:eastAsia="Calibri" w:hAnsi="Calibri"/>
-          <w:color w:val="1A1A1A"/>
-          <w:sz w:val="20"/>
-          <w:szCs w:val="20"/>
-        </w:rPr>
-        <w:t xml:space="preserve">	• Entornos Cloud (AWS / GIS)</w:t>
+        <w:t>Soporte tecnico a usuarios SIG</w:t>
+      </w:r>
+      <w:r>
+        <w:rPr>
+          <w:rFonts w:ascii="Calibri" w:cs="Calibri" w:eastAsia="Calibri" w:hAnsi="Calibri"/>
+          <w:color w:val="1A1A1A"/>
+          <w:sz w:val="20"/>
+          <w:szCs w:val="20"/>
+        </w:rPr>
+        <w:tab/>
+        <w:t>SIG Ambiental y Gestion del Riesgo</w:t>
+      </w:r>
+      <w:r>
+        <w:rPr>
+          <w:rFonts w:ascii="Calibri" w:cs="Calibri" w:eastAsia="Calibri" w:hAnsi="Calibri"/>
+          <w:color w:val="1A1A1A"/>
+          <w:sz w:val="20"/>
+          <w:szCs w:val="20"/>
+        </w:rPr>
+        <w:tab/>
+        <w:t>Interoperabilidad OGC (WMS/WFS)</w:t>
       </w:r>
     </w:p>
     <w:p>
@@ -322,25 +328,27 @@
           <w:sz w:val="20"/>
           <w:szCs w:val="20"/>
         </w:rPr>
-        <w:t xml:space="preserve">• Diagnóstico y resolución de incidentes</w:t>
-      </w:r>
-      <w:r>
-        <w:rPr>
-          <w:rFonts w:ascii="Calibri" w:cs="Calibri" w:eastAsia="Calibri" w:hAnsi="Calibri"/>
-          <w:color w:val="1A1A1A"/>
-          <w:sz w:val="20"/>
-          <w:szCs w:val="20"/>
-        </w:rPr>
-        <w:t xml:space="preserve">	• Interoperabilidad OGC (WMS/WFS)</w:t>
-      </w:r>
-      <w:r>
-        <w:rPr>
-          <w:rFonts w:ascii="Calibri" w:cs="Calibri" w:eastAsia="Calibri" w:hAnsi="Calibri"/>
-          <w:color w:val="1A1A1A"/>
-          <w:sz w:val="20"/>
-          <w:szCs w:val="20"/>
-        </w:rPr>
-        <w:t xml:space="preserve">	• Capacitación y transferencia técnica</w:t>
+        <w:t>Diagnostico y resolucion de incidentes</w:t>
+      </w:r>
+      <w:r>
+        <w:rPr>
+          <w:rFonts w:ascii="Calibri" w:cs="Calibri" w:eastAsia="Calibri" w:hAnsi="Calibri"/>
+          <w:color w:val="1A1A1A"/>
+          <w:sz w:val="20"/>
+          <w:szCs w:val="20"/>
+        </w:rPr>
+        <w:tab/>
+        <w:t>Administracion ArcGIS Server</w:t>
+      </w:r>
+      <w:r>
+        <w:rPr>
+          <w:rFonts w:ascii="Calibri" w:cs="Calibri" w:eastAsia="Calibri" w:hAnsi="Calibri"/>
+          <w:color w:val="1A1A1A"/>
+          <w:sz w:val="20"/>
+          <w:szCs w:val="20"/>
+        </w:rPr>
+        <w:tab/>
+        <w:t>Capacitacion y transferencia tecnica</w:t>
       </w:r>
     </w:p>
     <w:p>
@@ -429,26 +437,26 @@
           <w:sz w:val="20"/>
           <w:szCs w:val="20"/>
         </w:rPr>
-        <w:t xml:space="preserve">HYG Consultores S.A.S. — Grupo SURA  |  Medellín, Colombia</w:t>
-      </w:r>
-    </w:p>
-    <w:p>
-      <w:pPr>
-        <w:pStyle w:val="ListParagraph"/>
-        <w:numPr>
-          <w:ilvl w:val="0"/>
-          <w:numId w:val="2"/>
-        </w:numPr>
-        <w:spacing w:before="40" w:after="40"/>
-      </w:pPr>
-      <w:r>
-        <w:rPr>
-          <w:rFonts w:ascii="Calibri" w:cs="Calibri" w:eastAsia="Calibri" w:hAnsi="Calibri"/>
-          <w:color w:val="1A1A1A"/>
-          <w:sz w:val="20"/>
-          <w:szCs w:val="20"/>
-        </w:rPr>
-        <w:t xml:space="preserve">Administré y mantuve el entorno ArcGIS Enterprise 11.x federado con ArcGIS Server, asegurando la disponibilidad continua de servicios web SIG (MAP_IMAGE, FEATURE, TILE) para múltiples unidades de negocio de Grupo SURA.</w:t>
+        <w:t>HYG Consultores S.A.S.  |  Medellin, Colombia</w:t>
+      </w:r>
+    </w:p>
+    <w:p>
+      <w:pPr>
+        <w:pStyle w:val="ListParagraph"/>
+        <w:numPr>
+          <w:ilvl w:val="0"/>
+          <w:numId w:val="2"/>
+        </w:numPr>
+        <w:spacing w:before="40" w:after="40"/>
+      </w:pPr>
+      <w:r>
+        <w:rPr>
+          <w:rFonts w:ascii="Calibri" w:cs="Calibri" w:eastAsia="Calibri" w:hAnsi="Calibri"/>
+          <w:color w:val="1A1A1A"/>
+          <w:sz w:val="20"/>
+          <w:szCs w:val="20"/>
+        </w:rPr>
+        <w:t>Soporte SIG transversal en proyectos para clientes publicos y privados: Municipio de Envigado, Municipio de Itagui, Cornare, BanCO2, Corantioquia, Metro de Medellin, ISA e ISAGEN. Actualmente dedicado de lleno a Geosura, plataforma geoespacial nacional, administrando su entorno ArcGIS Enterprise 11.x federado.</w:t>
       </w:r>
     </w:p>
     <w:p>
@@ -1149,6 +1157,144 @@
       </w:pPr>
       <w:r>
         <w:rPr>
+          <w:b/>
+        </w:rPr>
+        <w:t>Formacion continua en Agentes IA aplicados a SIG</w:t>
+      </w:r>
+      <w:r>
+        <w:rPr>
+          <w:b w:val="0"/>
+        </w:rPr>
+        <w:tab/>
+      </w:r>
+      <w:r>
+        <w:rPr>
+          <w:b w:val="0"/>
+        </w:rPr>
+        <w:t>2025 - Presente</w:t>
+      </w:r>
+    </w:p>
+    <w:p>
+      <w:pPr>
+        <w:spacing w:before="0" w:after="40"/>
+      </w:pPr>
+      <w:r>
+        <w:rPr>
+          <w:rFonts w:ascii="Calibri" w:cs="Calibri" w:eastAsia="Calibri" w:hAnsi="Calibri"/>
+          <w:i/>
+          <w:iCs/>
+          <w:color w:val="1B3A6B"/>
+          <w:sz w:val="20"/>
+          <w:szCs w:val="20"/>
+        </w:rPr>
+        <w:t>Formacion practica -- Claude (Anthropic) - Google AI</w:t>
+      </w:r>
+    </w:p>
+    <w:p>
+      <w:pPr>
+        <w:pStyle w:val="ListParagraph"/>
+        <w:numPr>
+          <w:ilvl w:val="0"/>
+          <w:numId w:val="2"/>
+        </w:numPr>
+        <w:spacing w:before="40" w:after="40"/>
+      </w:pPr>
+      <w:r>
+        <w:rPr>
+          <w:rFonts w:ascii="Calibri" w:cs="Calibri" w:eastAsia="Calibri" w:hAnsi="Calibri"/>
+          <w:color w:val="1A1A1A"/>
+          <w:sz w:val="20"/>
+          <w:szCs w:val="20"/>
+        </w:rPr>
+        <w:t xml:space="preserve">Formación práctica en el diseño e integración de agentes de inteligencia artificial aplicados al desarrollo de soluciones SIG: automatización de flujos de trabajo, análisis geoespacial aumentado con IA y construcción de herramientas SIG potenciadas con modelos de lenguaje (Claude, Google Gemini).</w:t>
+      </w:r>
+    </w:p>
+    <w:p>
+      <w:pPr>
+        <w:spacing w:before="60" w:after="0"/>
+      </w:pPr>
+      <w:r>
+        <w:t xml:space="preserve"/>
+      </w:r>
+    </w:p>
+    <w:p>
+      <w:pPr>
+        <w:tabs>
+          <w:tab w:val="right" w:pos="9360"/>
+        </w:tabs>
+        <w:spacing w:before="160" w:after="20"/>
+      </w:pPr>
+      <w:r>
+        <w:rPr>
+          <w:b/>
+        </w:rPr>
+        <w:t>Liderazgo y Gestion de Equipos</w:t>
+      </w:r>
+      <w:r>
+        <w:rPr>
+          <w:b w:val="0"/>
+        </w:rPr>
+        <w:tab/>
+      </w:r>
+      <w:r>
+        <w:rPr>
+          <w:b w:val="0"/>
+        </w:rPr>
+        <w:t>Mar 2026</w:t>
+      </w:r>
+    </w:p>
+    <w:p>
+      <w:pPr>
+        <w:spacing w:before="0" w:after="40"/>
+      </w:pPr>
+      <w:r>
+        <w:rPr>
+          <w:rFonts w:ascii="Calibri" w:cs="Calibri" w:eastAsia="Calibri" w:hAnsi="Calibri"/>
+          <w:i/>
+          <w:iCs/>
+          <w:color w:val="1B3A6B"/>
+          <w:sz w:val="20"/>
+          <w:szCs w:val="20"/>
+        </w:rPr>
+        <w:t xml:space="preserve">Universidad Internacional de La Rioja (UNIR)</w:t>
+      </w:r>
+    </w:p>
+    <w:p>
+      <w:pPr>
+        <w:pStyle w:val="ListParagraph"/>
+        <w:numPr>
+          <w:ilvl w:val="0"/>
+          <w:numId w:val="2"/>
+        </w:numPr>
+        <w:spacing w:before="40" w:after="40"/>
+      </w:pPr>
+      <w:r>
+        <w:rPr>
+          <w:rFonts w:ascii="Calibri" w:cs="Calibri" w:eastAsia="Calibri" w:hAnsi="Calibri"/>
+          <w:color w:val="1A1A1A"/>
+          <w:sz w:val="20"/>
+          <w:szCs w:val="20"/>
+        </w:rPr>
+        <w:t xml:space="preserve">Gestión de equipos de trabajo, comunicación efectiva, toma de decisiones y liderazgo en entornos técnicos y organizacionales.</w:t>
+      </w:r>
+    </w:p>
+    <w:p>
+      <w:pPr>
+        <w:spacing w:before="60" w:after="0"/>
+      </w:pPr>
+      <w:r>
+        <w:t xml:space="preserve"/>
+      </w:r>
+    </w:p>
+    <w:p>
+      <w:pPr>
+        <w:tabs>
+          <w:tab w:val="right" w:pos="9360"/>
+        </w:tabs>
+        <w:spacing w:before="160" w:after="20"/>
+      </w:pPr>
+      <w:r>
+        <w:rPr>
           <w:rFonts w:ascii="Calibri" w:cs="Calibri" w:eastAsia="Calibri" w:hAnsi="Calibri"/>
           <w:b/>
           <w:bCs/>
@@ -1156,7 +1302,7 @@
           <w:sz w:val="22"/>
           <w:szCs w:val="22"/>
         </w:rPr>
-        <w:t xml:space="preserve">Agentes IA Aplicados a Proyectos Geoespaciales</w:t>
+        <w:t xml:space="preserve">Diplomado en Administración de Sistemas ArcGIS</w:t>
       </w:r>
       <w:r>
         <w:rPr>
@@ -1173,7 +1319,7 @@
           <w:sz w:val="20"/>
           <w:szCs w:val="20"/>
         </w:rPr>
-        <w:t xml:space="preserve">2025 – Presente</w:t>
+        <w:t xml:space="preserve">Oct 2022</w:t>
       </w:r>
     </w:p>
     <w:p>
@@ -1189,34 +1335,26 @@
           <w:sz w:val="20"/>
           <w:szCs w:val="20"/>
         </w:rPr>
-        <w:t xml:space="preserve">En curso — Claude (Anthropic) · Google AI</w:t>
-      </w:r>
-    </w:p>
-    <w:p>
-      <w:pPr>
-        <w:pStyle w:val="ListParagraph"/>
-        <w:numPr>
-          <w:ilvl w:val="0"/>
-          <w:numId w:val="2"/>
-        </w:numPr>
-        <w:spacing w:before="40" w:after="40"/>
-      </w:pPr>
-      <w:r>
-        <w:rPr>
-          <w:rFonts w:ascii="Calibri" w:cs="Calibri" w:eastAsia="Calibri" w:hAnsi="Calibri"/>
-          <w:color w:val="1A1A1A"/>
-          <w:sz w:val="20"/>
-          <w:szCs w:val="20"/>
-        </w:rPr>
-        <w:t xml:space="preserve">Formación práctica en el diseño e integración de agentes de inteligencia artificial aplicados al desarrollo de soluciones SIG: automatización de flujos de trabajo, análisis geoespacial aumentado con IA y construcción de herramientas SIG potenciadas con modelos de lenguaje (Claude, Google Gemini).</w:t>
-      </w:r>
-    </w:p>
-    <w:p>
-      <w:pPr>
-        <w:spacing w:before="60" w:after="0"/>
-      </w:pPr>
-      <w:r>
-        <w:t xml:space="preserve"/>
+        <w:t xml:space="preserve">ESRI Colombia</w:t>
+      </w:r>
+    </w:p>
+    <w:p>
+      <w:pPr>
+        <w:pStyle w:val="ListParagraph"/>
+        <w:numPr>
+          <w:ilvl w:val="0"/>
+          <w:numId w:val="2"/>
+        </w:numPr>
+        <w:spacing w:before="40" w:after="40"/>
+      </w:pPr>
+      <w:r>
+        <w:rPr>
+          <w:rFonts w:ascii="Calibri" w:cs="Calibri" w:eastAsia="Calibri" w:hAnsi="Calibri"/>
+          <w:color w:val="1A1A1A"/>
+          <w:sz w:val="20"/>
+          <w:szCs w:val="20"/>
+        </w:rPr>
+        <w:t xml:space="preserve">Flujos de trabajo de administración ArcGIS Enterprise, configuración de geodatabases multiusuario, control de versiones Branch, replicación de datos y gestión de datos geoespaciales en producción.</w:t>
       </w:r>
     </w:p>
     <w:p>
@@ -1228,31 +1366,21 @@
       </w:pPr>
       <w:r>
         <w:rPr>
-          <w:rFonts w:ascii="Calibri" w:cs="Calibri" w:eastAsia="Calibri" w:hAnsi="Calibri"/>
-          <w:b/>
-          <w:bCs/>
-          <w:color w:val="1A1A1A"/>
-          <w:sz w:val="22"/>
-          <w:szCs w:val="22"/>
-        </w:rPr>
-        <w:t xml:space="preserve">Liderazgo y Gestión de Equipos</w:t>
-      </w:r>
-      <w:r>
-        <w:rPr>
-          <w:rFonts w:ascii="Calibri" w:cs="Calibri" w:eastAsia="Calibri" w:hAnsi="Calibri"/>
-        </w:rPr>
-        <w:t xml:space="preserve">	</w:t>
-      </w:r>
-      <w:r>
-        <w:rPr>
-          <w:rFonts w:ascii="Calibri" w:cs="Calibri" w:eastAsia="Calibri" w:hAnsi="Calibri"/>
-          <w:i/>
-          <w:iCs/>
-          <w:color w:val="888888"/>
-          <w:sz w:val="20"/>
-          <w:szCs w:val="20"/>
-        </w:rPr>
-        <w:t xml:space="preserve">2025</w:t>
+          <w:b/>
+        </w:rPr>
+        <w:t>Spatial Data Science: The New Frontier in Analytics</w:t>
+      </w:r>
+      <w:r>
+        <w:rPr>
+          <w:b w:val="0"/>
+        </w:rPr>
+        <w:tab/>
+      </w:r>
+      <w:r>
+        <w:rPr>
+          <w:b w:val="0"/>
+        </w:rPr>
+        <w:t>Oct 2023</w:t>
       </w:r>
     </w:p>
     <w:p>
@@ -1260,42 +1388,20 @@
         <w:spacing w:before="0" w:after="40"/>
       </w:pPr>
       <w:r>
-        <w:rPr>
-          <w:rFonts w:ascii="Calibri" w:cs="Calibri" w:eastAsia="Calibri" w:hAnsi="Calibri"/>
-          <w:i/>
-          <w:iCs/>
-          <w:color w:val="1B3A6B"/>
-          <w:sz w:val="20"/>
-          <w:szCs w:val="20"/>
-        </w:rPr>
-        <w:t xml:space="preserve">Universidad Internacional de La Rioja (UNIR)</w:t>
-      </w:r>
-    </w:p>
-    <w:p>
-      <w:pPr>
-        <w:pStyle w:val="ListParagraph"/>
-        <w:numPr>
-          <w:ilvl w:val="0"/>
-          <w:numId w:val="2"/>
-        </w:numPr>
-        <w:spacing w:before="40" w:after="40"/>
-      </w:pPr>
-      <w:r>
-        <w:rPr>
-          <w:rFonts w:ascii="Calibri" w:cs="Calibri" w:eastAsia="Calibri" w:hAnsi="Calibri"/>
-          <w:color w:val="1A1A1A"/>
-          <w:sz w:val="20"/>
-          <w:szCs w:val="20"/>
-        </w:rPr>
-        <w:t xml:space="preserve">Gestión de equipos de trabajo, comunicación efectiva, toma de decisiones y liderazgo en entornos técnicos y organizacionales.</w:t>
-      </w:r>
-    </w:p>
-    <w:p>
-      <w:pPr>
-        <w:spacing w:before="60" w:after="0"/>
-      </w:pPr>
-      <w:r>
-        <w:t xml:space="preserve"/>
+        <w:t>Esri -- Firmado por Jack Dangermond</w:t>
+      </w:r>
+    </w:p>
+    <w:p>
+      <w:pPr>
+        <w:pStyle w:val="ListParagraph"/>
+        <w:numPr>
+          <w:ilvl w:val="0"/>
+          <w:numId w:val="2"/>
+        </w:numPr>
+        <w:spacing w:before="40" w:after="40"/>
+      </w:pPr>
+      <w:r>
+        <w:t>MOOC sobre estadistica espacial avanzada, machine learning y toma de decisiones basada en datos con la plataforma ArcGIS.</w:t>
       </w:r>
     </w:p>
     <w:p>
@@ -1305,33 +1411,31 @@
         </w:tabs>
         <w:spacing w:before="160" w:after="20"/>
       </w:pPr>
-      <w:r>
-        <w:rPr>
-          <w:rFonts w:ascii="Calibri" w:cs="Calibri" w:eastAsia="Calibri" w:hAnsi="Calibri"/>
-          <w:b/>
-          <w:bCs/>
-          <w:color w:val="1A1A1A"/>
-          <w:sz w:val="22"/>
-          <w:szCs w:val="22"/>
-        </w:rPr>
-        <w:t xml:space="preserve">Diplomado en Administración de Sistemas ArcGIS</w:t>
-      </w:r>
-      <w:r>
-        <w:rPr>
-          <w:rFonts w:ascii="Calibri" w:cs="Calibri" w:eastAsia="Calibri" w:hAnsi="Calibri"/>
-        </w:rPr>
-        <w:t xml:space="preserve">	</w:t>
-      </w:r>
-      <w:r>
-        <w:rPr>
-          <w:rFonts w:ascii="Calibri" w:cs="Calibri" w:eastAsia="Calibri" w:hAnsi="Calibri"/>
-          <w:i/>
-          <w:iCs/>
-          <w:color w:val="888888"/>
-          <w:sz w:val="20"/>
-          <w:szCs w:val="20"/>
-        </w:rPr>
-        <w:t xml:space="preserve">Oct 2022</w:t>
+    </w:p>
+    <w:p>
+      <w:pPr>
+        <w:tabs>
+          <w:tab w:val="right" w:pos="9360"/>
+        </w:tabs>
+        <w:spacing w:before="160" w:after="20"/>
+      </w:pPr>
+      <w:r>
+        <w:rPr>
+          <w:b/>
+        </w:rPr>
+        <w:t>Imagery in Action</w:t>
+      </w:r>
+      <w:r>
+        <w:rPr>
+          <w:b w:val="0"/>
+        </w:rPr>
+        <w:tab/>
+      </w:r>
+      <w:r>
+        <w:rPr>
+          <w:b w:val="0"/>
+        </w:rPr>
+        <w:t>Oct 2023</w:t>
       </w:r>
     </w:p>
     <w:p>
@@ -1339,35 +1443,191 @@
         <w:spacing w:before="0" w:after="40"/>
       </w:pPr>
       <w:r>
-        <w:rPr>
-          <w:rFonts w:ascii="Calibri" w:cs="Calibri" w:eastAsia="Calibri" w:hAnsi="Calibri"/>
-          <w:i/>
-          <w:iCs/>
-          <w:color w:val="1B3A6B"/>
-          <w:sz w:val="20"/>
-          <w:szCs w:val="20"/>
-        </w:rPr>
-        <w:t xml:space="preserve">ESRI Colombia</w:t>
-      </w:r>
-    </w:p>
-    <w:p>
-      <w:pPr>
-        <w:pStyle w:val="ListParagraph"/>
-        <w:numPr>
-          <w:ilvl w:val="0"/>
-          <w:numId w:val="2"/>
-        </w:numPr>
-        <w:spacing w:before="40" w:after="40"/>
-      </w:pPr>
-      <w:r>
-        <w:rPr>
-          <w:rFonts w:ascii="Calibri" w:cs="Calibri" w:eastAsia="Calibri" w:hAnsi="Calibri"/>
-          <w:color w:val="1A1A1A"/>
-          <w:sz w:val="20"/>
-          <w:szCs w:val="20"/>
-        </w:rPr>
-        <w:t xml:space="preserve">Flujos de trabajo de administración ArcGIS Enterprise, configuración de geodatabases multiusuario, control de versiones Branch, replicación de datos y gestión de datos geoespaciales en producción.</w:t>
-      </w:r>
+        <w:t>Esri -- Firmado por Jack Dangermond</w:t>
+      </w:r>
+    </w:p>
+    <w:p>
+      <w:pPr>
+        <w:pStyle w:val="ListParagraph"/>
+        <w:numPr>
+          <w:ilvl w:val="0"/>
+          <w:numId w:val="2"/>
+        </w:numPr>
+        <w:spacing w:before="40" w:after="40"/>
+      </w:pPr>
+      <w:r>
+        <w:t>MOOC sobre analisis de imagenes satelitales, flujos de teledeteccion y procesamiento de imagenes con la plataforma ArcGIS.</w:t>
+      </w:r>
+    </w:p>
+    <w:p>
+      <w:pPr>
+        <w:tabs>
+          <w:tab w:val="right" w:pos="9360"/>
+        </w:tabs>
+        <w:spacing w:before="160" w:after="20"/>
+      </w:pPr>
+    </w:p>
+    <w:p>
+      <w:pPr>
+        <w:tabs>
+          <w:tab w:val="right" w:pos="9360"/>
+        </w:tabs>
+        <w:spacing w:before="160" w:after="20"/>
+      </w:pPr>
+      <w:r>
+        <w:rPr>
+          <w:b/>
+        </w:rPr>
+        <w:t>Ciencia de Datos en Python y ArcGIS Pro</w:t>
+      </w:r>
+      <w:r>
+        <w:rPr>
+          <w:b w:val="0"/>
+        </w:rPr>
+        <w:tab/>
+      </w:r>
+      <w:r>
+        <w:rPr>
+          <w:b w:val="0"/>
+        </w:rPr>
+        <w:t>Sep 2022</w:t>
+      </w:r>
+    </w:p>
+    <w:p>
+      <w:pPr>
+        <w:spacing w:before="0" w:after="40"/>
+      </w:pPr>
+      <w:r>
+        <w:t>Esri Colombia</w:t>
+      </w:r>
+    </w:p>
+    <w:p>
+      <w:pPr>
+        <w:pStyle w:val="ListParagraph"/>
+        <w:numPr>
+          <w:ilvl w:val="0"/>
+          <w:numId w:val="2"/>
+        </w:numPr>
+        <w:spacing w:before="40" w:after="40"/>
+      </w:pPr>
+      <w:r>
+        <w:t>Flujos de trabajo de ciencia de datos con Python integrado a ArcGIS Pro para analisis geoespacial y visualizacion avanzada.</w:t>
+      </w:r>
+    </w:p>
+    <w:p>
+      <w:pPr>
+        <w:tabs>
+          <w:tab w:val="right" w:pos="9360"/>
+        </w:tabs>
+        <w:spacing w:before="160" w:after="20"/>
+      </w:pPr>
+    </w:p>
+    <w:p>
+      <w:pPr>
+        <w:tabs>
+          <w:tab w:val="right" w:pos="9360"/>
+        </w:tabs>
+        <w:spacing w:before="160" w:after="20"/>
+      </w:pPr>
+      <w:r>
+        <w:rPr>
+          <w:b/>
+        </w:rPr>
+        <w:t>Geodatabase (GDB) -- Estandar ANLA</w:t>
+      </w:r>
+      <w:r>
+        <w:rPr>
+          <w:b w:val="0"/>
+        </w:rPr>
+        <w:tab/>
+      </w:r>
+      <w:r>
+        <w:rPr>
+          <w:b w:val="0"/>
+        </w:rPr>
+        <w:t>Dic 2022</w:t>
+      </w:r>
+    </w:p>
+    <w:p>
+      <w:pPr>
+        <w:spacing w:before="0" w:after="40"/>
+      </w:pPr>
+      <w:r>
+        <w:t>FG Training Colombia SAS</w:t>
+      </w:r>
+    </w:p>
+    <w:p>
+      <w:pPr>
+        <w:pStyle w:val="ListParagraph"/>
+        <w:numPr>
+          <w:ilvl w:val="0"/>
+          <w:numId w:val="2"/>
+        </w:numPr>
+        <w:spacing w:before="40" w:after="40"/>
+      </w:pPr>
+      <w:r>
+        <w:t>Curso de 40 horas sobre el modelo de geodatabase exigido por la Autoridad Nacional de Licencias Ambientales (ANLA) para proyectos de licenciamiento ambiental en Colombia.</w:t>
+      </w:r>
+    </w:p>
+    <w:p>
+      <w:pPr>
+        <w:tabs>
+          <w:tab w:val="right" w:pos="9360"/>
+        </w:tabs>
+        <w:spacing w:before="160" w:after="20"/>
+      </w:pPr>
+    </w:p>
+    <w:p>
+      <w:pPr>
+        <w:tabs>
+          <w:tab w:val="right" w:pos="9360"/>
+        </w:tabs>
+        <w:spacing w:before="160" w:after="20"/>
+      </w:pPr>
+      <w:r>
+        <w:rPr>
+          <w:b/>
+        </w:rPr>
+        <w:t>Teledeteccion y SIG para Gestion del Riesgo en Inundaciones</w:t>
+      </w:r>
+      <w:r>
+        <w:rPr>
+          <w:b w:val="0"/>
+        </w:rPr>
+        <w:tab/>
+      </w:r>
+      <w:r>
+        <w:rPr>
+          <w:b w:val="0"/>
+        </w:rPr>
+        <w:t>Abr 2018</w:t>
+      </w:r>
+    </w:p>
+    <w:p>
+      <w:pPr>
+        <w:spacing w:before="0" w:after="40"/>
+      </w:pPr>
+      <w:r>
+        <w:t>Universidad de Antioquia -- Facultad de Ingenieria</w:t>
+      </w:r>
+    </w:p>
+    <w:p>
+      <w:pPr>
+        <w:pStyle w:val="ListParagraph"/>
+        <w:numPr>
+          <w:ilvl w:val="0"/>
+          <w:numId w:val="2"/>
+        </w:numPr>
+        <w:spacing w:before="40" w:after="40"/>
+      </w:pPr>
+      <w:r>
+        <w:t>Curso de 32 horas sobre teledeteccion satelital y SIG aplicados al analisis de riesgo de inundaciones y gestion de desastres. Emitido por el Decano de la Facultad de Ingenieria.</w:t>
+      </w:r>
+    </w:p>
+    <w:p>
+      <w:pPr>
+        <w:spacing w:before="80" w:after="0"/>
+      </w:pPr>
     </w:p>
     <w:p>
       <w:pPr>

--- a/CV_Fabio_Neira_ES_ATS.docx
+++ b/CV_Fabio_Neira_ES_ATS.docx
@@ -1394,21 +1394,19 @@
         <w:rPr>
           <w:color w:val="1A1A1A"/>
         </w:rPr>
-        <w:t xml:space="preserve">Énfasis en análisis espacial avanzado, automatización con Python, procesamiento de imágenes satelitales y modelación geoespacial en ArcGIS Pro, QGIS, SNAP y Google Earth </w:t>
-      </w:r>
-      <w:proofErr w:type="spellStart"/>
-      <w:r>
-        <w:rPr>
-          <w:color w:val="1A1A1A"/>
-        </w:rPr>
-        <w:t>Engine</w:t>
-      </w:r>
-      <w:proofErr w:type="spellEnd"/>
-      <w:r>
-        <w:rPr>
-          <w:color w:val="1A1A1A"/>
-        </w:rPr>
-        <w:t>.</w:t>
+        <w:t>Énfasis en análisis espacial avanzado, automatización con Python, procesamiento de imágenes satelitales y modelación geoespacial en ArcGIS Pro, QGIS, SNAP y Google Earth Engine. Trabajo de grado: aplicación de tecnología SAR (Sentinel-1) para la identificación automatizada de cuerpos de agua en zonas costeras.</w:t>
+      </w:r>
+      <w:proofErr w:type="spellStart"/>
+      <w:r>
+        <w:rPr>
+          <w:color w:val="1A1A1A"/>
+        </w:rPr>
+      </w:r>
+      <w:proofErr w:type="spellEnd"/>
+      <w:r>
+        <w:rPr>
+          <w:color w:val="1A1A1A"/>
+        </w:rPr>
       </w:r>
     </w:p>
     <w:p>
@@ -1456,22 +1454,6 @@
           <w:color w:val="1B3A6B"/>
         </w:rPr>
         <w:t>Universidad de Antioquia</w:t>
-      </w:r>
-    </w:p>
-    <w:p>
-      <w:pPr>
-        <w:pStyle w:val="Prrafodelista"/>
-        <w:numPr>
-          <w:ilvl w:val="0"/>
-          <w:numId w:val="2"/>
-        </w:numPr>
-        <w:spacing w:before="40" w:after="40"/>
-      </w:pPr>
-      <w:r>
-        <w:rPr>
-          <w:color w:val="1A1A1A"/>
-        </w:rPr>
-        <w:t>Trabajo de grado: Aplicación de tecnología SAR (Sentinel-1) para la identificación automatizada de cuerpos de agua en zonas costeras.</w:t>
       </w:r>
     </w:p>
     <w:p>

--- a/CV_Fabio_Neira_ES_ATS.docx
+++ b/CV_Fabio_Neira_ES_ATS.docx
@@ -29,6 +29,7 @@
       <w:r>
         <w:rPr>
           <w:b/>
+          <w:sz w:val="22"/>
         </w:rPr>
         <w:t>PERFIL PROFESIONAL</w:t>
       </w:r>
@@ -43,13 +44,14 @@
       <w:r>
         <w:rPr>
           <w:b/>
+          <w:sz w:val="22"/>
         </w:rPr>
         <w:t>COMPETENCIAS CLAVE</w:t>
       </w:r>
     </w:p>
     <w:p>
       <w:r>
-        <w:t>ArcGIS Enterprise (Admin) | QGIS / GeoServer / PostGIS | Teledetección SAR / Sentinel-1 | Python / ArcPy (Automatización) | Google Earth Engine (GEE) | Geodatabases multiusuario | Soporte técnico a usuarios SIG | SIG Ambiental y Gestión del Riesgo | Interoperabilidad OGC (WMS/WFS) | Diagnóstico y resolución de incidentes | Administración ArcGIS Server | Capacitación y transferencia técnica</w:t>
+        <w:t>ArcGIS Enterprise (Administración) | QGIS / GeoServer / PostGIS | Teledetección SAR / Sentinel-1 | Python / ArcPy (Automatización) | Google Earth Engine (GEE) | Geodatabases multiusuario | Soporte técnico a usuarios SIG | SIG Ambiental y Gestión del Riesgo | Interoperabilidad OGC (WMS/WFS) | Diagnóstico y resolución de incidentes | Administración ArcGIS Server | Capacitación y transferencia técnica</w:t>
       </w:r>
     </w:p>
     <w:p/>
@@ -57,6 +59,7 @@
       <w:r>
         <w:rPr>
           <w:b/>
+          <w:sz w:val="22"/>
         </w:rPr>
         <w:t>EXPERIENCIA PROFESIONAL</w:t>
       </w:r>
@@ -184,7 +187,7 @@
     <w:p/>
     <w:p>
       <w:r>
-        <w:t>Manejé información topográfica y datos ráster (MDT, ortofotografías) para proyectos de infraestructura ambiental e hídrica.</w:t>
+        <w:t>Manejé información topográfica y datos raster (MDT, ortofotografías) para proyectos de infraestructura ambiental e hídrica.</w:t>
       </w:r>
     </w:p>
     <w:p/>
@@ -198,6 +201,7 @@
       <w:r>
         <w:rPr>
           <w:b/>
+          <w:sz w:val="22"/>
         </w:rPr>
         <w:t>FORMACIÓN ACADÉMICA</w:t>
       </w:r>
@@ -251,6 +255,7 @@
       <w:r>
         <w:rPr>
           <w:b/>
+          <w:sz w:val="22"/>
         </w:rPr>
         <w:t>CERTIFICACIONES Y FORMACIÓN ESPECIALIZADA</w:t>
       </w:r>
@@ -379,7 +384,7 @@
     </w:p>
     <w:p>
       <w:r>
-        <w:t>Apr 2024</w:t>
+        <w:t>Abr 2024</w:t>
       </w:r>
     </w:p>
     <w:p>
@@ -521,8 +526,30 @@
     <w:p/>
     <w:p>
       <w:r>
+        <w:t>Certificación de Inglés B1</w:t>
+      </w:r>
+    </w:p>
+    <w:p>
+      <w:r>
+        <w:t>Dic 2025</w:t>
+      </w:r>
+    </w:p>
+    <w:p>
+      <w:r>
+        <w:t>Institución Universitaria ESUMER</w:t>
+      </w:r>
+    </w:p>
+    <w:p>
+      <w:r>
+        <w:t>Certificación de inglés B1 con enfoque en comunicación técnica académica y profesional.</w:t>
+      </w:r>
+    </w:p>
+    <w:p/>
+    <w:p>
+      <w:r>
         <w:rPr>
           <w:b/>
+          <w:sz w:val="22"/>
         </w:rPr>
         <w:t>RECONOCIMIENTOS Y BECAS</w:t>
       </w:r>
@@ -550,6 +577,7 @@
       <w:r>
         <w:rPr>
           <w:b/>
+          <w:sz w:val="22"/>
         </w:rPr>
         <w:t>IDIOMAS</w:t>
       </w:r>
